--- a/МеРЗЗ_Лб2_СПм-24-2_Бакулін.docx
+++ b/МеРЗЗ_Лб2_СПм-24-2_Бакулін.docx
@@ -2,6 +2,44 @@
 <file path=word/document.xml><?xml version="1.0" encoding="utf-8"?>
 <w:document xmlns:wpc="http://schemas.microsoft.com/office/word/2010/wordprocessingCanvas" xmlns:cx="http://schemas.microsoft.com/office/drawing/2014/chartex" xmlns:mc="http://schemas.openxmlformats.org/markup-compatibility/2006" xmlns:o="urn:schemas-microsoft-com:office:office" xmlns:r="http://schemas.openxmlformats.org/officeDocument/2006/relationships" xmlns:m="http://schemas.openxmlformats.org/officeDocument/2006/math" xmlns:v="urn:schemas-microsoft-com:vml" xmlns:wp14="http://schemas.microsoft.com/office/word/2010/wordprocessingDrawing" xmlns:wp="http://schemas.openxmlformats.org/drawingml/2006/wordprocessingDrawing" xmlns:w10="urn:schemas-microsoft-com:office:word" xmlns:w="http://schemas.openxmlformats.org/wordprocessingml/2006/main" xmlns:w14="http://schemas.microsoft.com/office/word/2010/wordml" xmlns:w15="http://schemas.microsoft.com/office/word/2012/wordml" xmlns:w16se="http://schemas.microsoft.com/office/word/2015/wordml/symex" xmlns:wpg="http://schemas.microsoft.com/office/word/2010/wordprocessingGroup" xmlns:wpi="http://schemas.microsoft.com/office/word/2010/wordprocessingInk" xmlns:wne="http://schemas.microsoft.com/office/word/2006/wordml" xmlns:wps="http://schemas.microsoft.com/office/word/2010/wordprocessingShape" mc:Ignorable="w14 w15 w16se wp14">
   <w:body>
+    <w:p>
+      <w:pPr>
+        <w:spacing w:after="0" w:line="360" w:lineRule="auto"/>
+        <w:jc w:val="center"/>
+        <w:rPr>
+          <w:rFonts w:ascii="Times New Roman" w:hAnsi="Times New Roman" w:cs="Times New Roman"/>
+          <w:b/>
+          <w:sz w:val="28"/>
+          <w:szCs w:val="28"/>
+          <w:lang w:val="uk-UA"/>
+        </w:rPr>
+      </w:pPr>
+      <w:r>
+        <w:rPr>
+          <w:rFonts w:ascii="Times New Roman" w:hAnsi="Times New Roman" w:cs="Times New Roman"/>
+          <w:b/>
+          <w:sz w:val="28"/>
+          <w:szCs w:val="28"/>
+          <w:lang w:val="uk-UA"/>
+        </w:rPr>
+        <w:t>ЛБ2</w:t>
+      </w:r>
+      <w:bookmarkStart w:id="0" w:name="_GoBack"/>
+      <w:bookmarkEnd w:id="0"/>
+    </w:p>
+    <w:p>
+      <w:pPr>
+        <w:spacing w:after="0" w:line="360" w:lineRule="auto"/>
+        <w:jc w:val="center"/>
+        <w:rPr>
+          <w:rFonts w:ascii="Times New Roman" w:hAnsi="Times New Roman" w:cs="Times New Roman"/>
+          <w:b/>
+          <w:sz w:val="28"/>
+          <w:szCs w:val="28"/>
+          <w:lang w:val="uk-UA"/>
+        </w:rPr>
+      </w:pPr>
+    </w:p>
     <w:p>
       <w:pPr>
         <w:pStyle w:val="a7"/>
@@ -779,7 +817,17 @@
           <w:szCs w:val="28"/>
           <w:lang w:val="uk-UA"/>
         </w:rPr>
-        <w:t xml:space="preserve"> із камери, кадр приводиться до потрібного формату, після чого визначаються долоні та орієнтир кисті. Отримані координати нормалізуються, на ї</w:t>
+        <w:t xml:space="preserve"> із камери, кадр приводиться до потрібного формату, після чого визначаються долоні та </w:t>
+      </w:r>
+      <w:r>
+        <w:rPr>
+          <w:rFonts w:ascii="Times New Roman" w:hAnsi="Times New Roman" w:cs="Times New Roman"/>
+          <w:sz w:val="28"/>
+          <w:szCs w:val="28"/>
+          <w:lang w:val="uk-UA"/>
+        </w:rPr>
+        <w:lastRenderedPageBreak/>
+        <w:t>орієнтир кисті. Отримані координати нормалізуються, на ї</w:t>
       </w:r>
       <w:r>
         <w:rPr>
@@ -817,17 +865,7 @@
           <w:szCs w:val="28"/>
           <w:lang w:val="uk-UA"/>
         </w:rPr>
-        <w:t xml:space="preserve"> </w:t>
-      </w:r>
-      <w:r>
-        <w:rPr>
-          <w:rFonts w:ascii="Times New Roman" w:hAnsi="Times New Roman" w:cs="Times New Roman"/>
-          <w:sz w:val="28"/>
-          <w:szCs w:val="28"/>
-          <w:lang w:val="uk-UA"/>
-        </w:rPr>
-        <w:lastRenderedPageBreak/>
-        <w:t xml:space="preserve">послідовності формується команда для операційної системи, а на екрані оновлюються підказки та стани. Контекстну структуру рішення відображає IDEF0-діаграма, </w:t>
+        <w:t xml:space="preserve"> послідовності формується команда для операційної системи, а на екрані оновлюються підказки та стани. Контекстну структуру рішення відображає IDEF0-діаграма, </w:t>
       </w:r>
       <w:r>
         <w:rPr>
@@ -896,9 +934,9 @@
       <w:r>
         <w:rPr>
           <w:rFonts w:ascii="Times New Roman" w:hAnsi="Times New Roman" w:cs="Times New Roman"/>
-          <w:sz w:val="28"/>
-          <w:szCs w:val="28"/>
-          <w:lang w:val="uk-UA"/>
+          <w:noProof/>
+          <w:sz w:val="28"/>
+          <w:szCs w:val="28"/>
         </w:rPr>
         <w:drawing>
           <wp:inline distT="0" distB="0" distL="0" distR="0" wp14:anchorId="6354785A" wp14:editId="7A7A5F55">
@@ -1250,6 +1288,7 @@
           <w:szCs w:val="28"/>
           <w:lang w:val="uk-UA"/>
         </w:rPr>
+        <w:lastRenderedPageBreak/>
         <w:t>Блок A4 «Прийняти рішення</w:t>
       </w:r>
       <w:r>
@@ -1300,7 +1339,6 @@
           <w:szCs w:val="28"/>
           <w:lang w:val="uk-UA"/>
         </w:rPr>
-        <w:lastRenderedPageBreak/>
         <w:t xml:space="preserve">Блок A5 </w:t>
       </w:r>
       <w:r>
@@ -1362,17 +1400,7 @@
           <w:szCs w:val="28"/>
           <w:lang w:val="uk-UA"/>
         </w:rPr>
-        <w:t>Паралельний</w:t>
-      </w:r>
-      <w:r>
-        <w:rPr>
-          <w:rFonts w:ascii="Times New Roman" w:hAnsi="Times New Roman" w:cs="Times New Roman"/>
-          <w:b/>
-          <w:sz w:val="28"/>
-          <w:szCs w:val="28"/>
-          <w:lang w:val="uk-UA"/>
-        </w:rPr>
-        <w:t xml:space="preserve"> вигляд</w:t>
+        <w:t>Паралельний вигляд</w:t>
       </w:r>
     </w:p>
     <w:p>
@@ -1501,7 +1529,16 @@
           <w:szCs w:val="28"/>
           <w:lang w:val="uk-UA"/>
         </w:rPr>
-        <w:t xml:space="preserve"> читає кадри з </w:t>
+        <w:t xml:space="preserve"> читає кадри з камери і кладе їх у кільцевий буфер кадрів. Ярус </w:t>
+      </w:r>
+      <w:r>
+        <w:rPr>
+          <w:rFonts w:eastAsiaTheme="minorHAnsi"/>
+          <w:sz w:val="28"/>
+          <w:szCs w:val="28"/>
+          <w:lang w:val="uk-UA"/>
+        </w:rPr>
+        <w:t xml:space="preserve">виявлення </w:t>
       </w:r>
       <w:proofErr w:type="spellStart"/>
       <w:r>
@@ -1511,7 +1548,7 @@
           <w:szCs w:val="28"/>
           <w:lang w:val="uk-UA"/>
         </w:rPr>
-        <w:t>камери</w:t>
+        <w:t>лодонь</w:t>
       </w:r>
       <w:proofErr w:type="spellEnd"/>
       <w:r>
@@ -1521,7 +1558,7 @@
           <w:szCs w:val="28"/>
           <w:lang w:val="uk-UA"/>
         </w:rPr>
-        <w:t xml:space="preserve"> і </w:t>
+        <w:t xml:space="preserve"> бере останній кадр з буфера, виконує </w:t>
       </w:r>
       <w:proofErr w:type="spellStart"/>
       <w:r>
@@ -1531,7 +1568,7 @@
           <w:szCs w:val="28"/>
           <w:lang w:val="uk-UA"/>
         </w:rPr>
-        <w:t>кладе</w:t>
+        <w:t>препроцесинг</w:t>
       </w:r>
       <w:proofErr w:type="spellEnd"/>
       <w:r>
@@ -1541,7 +1578,7 @@
           <w:szCs w:val="28"/>
           <w:lang w:val="uk-UA"/>
         </w:rPr>
-        <w:t xml:space="preserve"> </w:t>
+        <w:t xml:space="preserve">, </w:t>
       </w:r>
       <w:proofErr w:type="spellStart"/>
       <w:r>
@@ -1551,7 +1588,7 @@
           <w:szCs w:val="28"/>
           <w:lang w:val="uk-UA"/>
         </w:rPr>
-        <w:t>їх</w:t>
+        <w:t>детекцію</w:t>
       </w:r>
       <w:proofErr w:type="spellEnd"/>
       <w:r>
@@ -1561,216 +1598,7 @@
           <w:szCs w:val="28"/>
           <w:lang w:val="uk-UA"/>
         </w:rPr>
-        <w:t xml:space="preserve"> у </w:t>
-      </w:r>
-      <w:proofErr w:type="spellStart"/>
-      <w:r>
-        <w:rPr>
-          <w:rFonts w:eastAsiaTheme="minorHAnsi"/>
-          <w:sz w:val="28"/>
-          <w:szCs w:val="28"/>
-          <w:lang w:val="uk-UA"/>
-        </w:rPr>
-        <w:t>кільцевий</w:t>
-      </w:r>
-      <w:proofErr w:type="spellEnd"/>
-      <w:r>
-        <w:rPr>
-          <w:rFonts w:eastAsiaTheme="minorHAnsi"/>
-          <w:sz w:val="28"/>
-          <w:szCs w:val="28"/>
-          <w:lang w:val="uk-UA"/>
-        </w:rPr>
-        <w:t xml:space="preserve"> </w:t>
-      </w:r>
-      <w:proofErr w:type="spellStart"/>
-      <w:r>
-        <w:rPr>
-          <w:rFonts w:eastAsiaTheme="minorHAnsi"/>
-          <w:sz w:val="28"/>
-          <w:szCs w:val="28"/>
-          <w:lang w:val="uk-UA"/>
-        </w:rPr>
-        <w:t>буфер</w:t>
-      </w:r>
-      <w:proofErr w:type="spellEnd"/>
-      <w:r>
-        <w:rPr>
-          <w:rFonts w:eastAsiaTheme="minorHAnsi"/>
-          <w:sz w:val="28"/>
-          <w:szCs w:val="28"/>
-          <w:lang w:val="uk-UA"/>
-        </w:rPr>
-        <w:t xml:space="preserve"> </w:t>
-      </w:r>
-      <w:proofErr w:type="spellStart"/>
-      <w:r>
-        <w:rPr>
-          <w:rFonts w:eastAsiaTheme="minorHAnsi"/>
-          <w:sz w:val="28"/>
-          <w:szCs w:val="28"/>
-          <w:lang w:val="uk-UA"/>
-        </w:rPr>
-        <w:t>кадрів</w:t>
-      </w:r>
-      <w:proofErr w:type="spellEnd"/>
-      <w:r>
-        <w:rPr>
-          <w:rFonts w:eastAsiaTheme="minorHAnsi"/>
-          <w:sz w:val="28"/>
-          <w:szCs w:val="28"/>
-          <w:lang w:val="uk-UA"/>
-        </w:rPr>
-        <w:t xml:space="preserve">. Ярус </w:t>
-      </w:r>
-      <w:r>
-        <w:rPr>
-          <w:rFonts w:eastAsiaTheme="minorHAnsi"/>
-          <w:sz w:val="28"/>
-          <w:szCs w:val="28"/>
-          <w:lang w:val="uk-UA"/>
-        </w:rPr>
-        <w:t xml:space="preserve">виявлення </w:t>
-      </w:r>
-      <w:proofErr w:type="spellStart"/>
-      <w:r>
-        <w:rPr>
-          <w:rFonts w:eastAsiaTheme="minorHAnsi"/>
-          <w:sz w:val="28"/>
-          <w:szCs w:val="28"/>
-          <w:lang w:val="uk-UA"/>
-        </w:rPr>
-        <w:t>лодонь</w:t>
-      </w:r>
-      <w:proofErr w:type="spellEnd"/>
-      <w:r>
-        <w:rPr>
-          <w:rFonts w:eastAsiaTheme="minorHAnsi"/>
-          <w:sz w:val="28"/>
-          <w:szCs w:val="28"/>
-          <w:lang w:val="uk-UA"/>
-        </w:rPr>
-        <w:t xml:space="preserve"> бере останній кадр з </w:t>
-      </w:r>
-      <w:proofErr w:type="spellStart"/>
-      <w:r>
-        <w:rPr>
-          <w:rFonts w:eastAsiaTheme="minorHAnsi"/>
-          <w:sz w:val="28"/>
-          <w:szCs w:val="28"/>
-          <w:lang w:val="uk-UA"/>
-        </w:rPr>
-        <w:t>буфера</w:t>
-      </w:r>
-      <w:proofErr w:type="spellEnd"/>
-      <w:r>
-        <w:rPr>
-          <w:rFonts w:eastAsiaTheme="minorHAnsi"/>
-          <w:sz w:val="28"/>
-          <w:szCs w:val="28"/>
-          <w:lang w:val="uk-UA"/>
-        </w:rPr>
-        <w:t xml:space="preserve">, </w:t>
-      </w:r>
-      <w:proofErr w:type="spellStart"/>
-      <w:r>
-        <w:rPr>
-          <w:rFonts w:eastAsiaTheme="minorHAnsi"/>
-          <w:sz w:val="28"/>
-          <w:szCs w:val="28"/>
-          <w:lang w:val="uk-UA"/>
-        </w:rPr>
-        <w:t>виконує</w:t>
-      </w:r>
-      <w:proofErr w:type="spellEnd"/>
-      <w:r>
-        <w:rPr>
-          <w:rFonts w:eastAsiaTheme="minorHAnsi"/>
-          <w:sz w:val="28"/>
-          <w:szCs w:val="28"/>
-          <w:lang w:val="uk-UA"/>
-        </w:rPr>
-        <w:t xml:space="preserve"> </w:t>
-      </w:r>
-      <w:proofErr w:type="spellStart"/>
-      <w:r>
-        <w:rPr>
-          <w:rFonts w:eastAsiaTheme="minorHAnsi"/>
-          <w:sz w:val="28"/>
-          <w:szCs w:val="28"/>
-          <w:lang w:val="uk-UA"/>
-        </w:rPr>
-        <w:t>препроцесинг</w:t>
-      </w:r>
-      <w:proofErr w:type="spellEnd"/>
-      <w:r>
-        <w:rPr>
-          <w:rFonts w:eastAsiaTheme="minorHAnsi"/>
-          <w:sz w:val="28"/>
-          <w:szCs w:val="28"/>
-          <w:lang w:val="uk-UA"/>
-        </w:rPr>
-        <w:t xml:space="preserve">, </w:t>
-      </w:r>
-      <w:proofErr w:type="spellStart"/>
-      <w:r>
-        <w:rPr>
-          <w:rFonts w:eastAsiaTheme="minorHAnsi"/>
-          <w:sz w:val="28"/>
-          <w:szCs w:val="28"/>
-          <w:lang w:val="uk-UA"/>
-        </w:rPr>
-        <w:t>детекцію</w:t>
-      </w:r>
-      <w:proofErr w:type="spellEnd"/>
-      <w:r>
-        <w:rPr>
-          <w:rFonts w:eastAsiaTheme="minorHAnsi"/>
-          <w:sz w:val="28"/>
-          <w:szCs w:val="28"/>
-          <w:lang w:val="uk-UA"/>
-        </w:rPr>
-        <w:t xml:space="preserve"> </w:t>
-      </w:r>
-      <w:proofErr w:type="spellStart"/>
-      <w:r>
-        <w:rPr>
-          <w:rFonts w:eastAsiaTheme="minorHAnsi"/>
-          <w:sz w:val="28"/>
-          <w:szCs w:val="28"/>
-          <w:lang w:val="uk-UA"/>
-        </w:rPr>
-        <w:t>долоні</w:t>
-      </w:r>
-      <w:proofErr w:type="spellEnd"/>
-      <w:r>
-        <w:rPr>
-          <w:rFonts w:eastAsiaTheme="minorHAnsi"/>
-          <w:sz w:val="28"/>
-          <w:szCs w:val="28"/>
-          <w:lang w:val="uk-UA"/>
-        </w:rPr>
-        <w:t xml:space="preserve">, </w:t>
-      </w:r>
-      <w:proofErr w:type="spellStart"/>
-      <w:r>
-        <w:rPr>
-          <w:rFonts w:eastAsiaTheme="minorHAnsi"/>
-          <w:sz w:val="28"/>
-          <w:szCs w:val="28"/>
-          <w:lang w:val="uk-UA"/>
-        </w:rPr>
-        <w:t>обчислення</w:t>
-      </w:r>
-      <w:proofErr w:type="spellEnd"/>
-      <w:r>
-        <w:rPr>
-          <w:rFonts w:eastAsiaTheme="minorHAnsi"/>
-          <w:sz w:val="28"/>
-          <w:szCs w:val="28"/>
-          <w:lang w:val="uk-UA"/>
-        </w:rPr>
-        <w:t xml:space="preserve"> </w:t>
+        <w:t xml:space="preserve"> долоні, обчислення </w:t>
       </w:r>
       <w:r>
         <w:rPr>
@@ -1788,27 +1616,7 @@
           <w:szCs w:val="28"/>
           <w:lang w:val="uk-UA"/>
         </w:rPr>
-        <w:t xml:space="preserve">. </w:t>
-      </w:r>
-      <w:proofErr w:type="spellStart"/>
-      <w:r>
-        <w:rPr>
-          <w:rFonts w:eastAsiaTheme="minorHAnsi"/>
-          <w:sz w:val="28"/>
-          <w:szCs w:val="28"/>
-          <w:lang w:val="uk-UA"/>
-        </w:rPr>
-        <w:t>Результат</w:t>
-      </w:r>
-      <w:proofErr w:type="spellEnd"/>
-      <w:r>
-        <w:rPr>
-          <w:rFonts w:eastAsiaTheme="minorHAnsi"/>
-          <w:sz w:val="28"/>
-          <w:szCs w:val="28"/>
-          <w:lang w:val="uk-UA"/>
-        </w:rPr>
-        <w:t xml:space="preserve"> потрапляє у чергу </w:t>
+        <w:t xml:space="preserve">. Результат потрапляє у чергу </w:t>
       </w:r>
       <w:r>
         <w:rPr>
@@ -1885,107 +1693,7 @@
           <w:szCs w:val="28"/>
           <w:lang w:val="uk-UA"/>
         </w:rPr>
-        <w:t xml:space="preserve">, формує намір </w:t>
-      </w:r>
-      <w:proofErr w:type="spellStart"/>
-      <w:r>
-        <w:rPr>
-          <w:rFonts w:eastAsiaTheme="minorHAnsi"/>
-          <w:sz w:val="28"/>
-          <w:szCs w:val="28"/>
-          <w:lang w:val="uk-UA"/>
-        </w:rPr>
-        <w:t>та</w:t>
-      </w:r>
-      <w:proofErr w:type="spellEnd"/>
-      <w:r>
-        <w:rPr>
-          <w:rFonts w:eastAsiaTheme="minorHAnsi"/>
-          <w:sz w:val="28"/>
-          <w:szCs w:val="28"/>
-          <w:lang w:val="uk-UA"/>
-        </w:rPr>
-        <w:t xml:space="preserve"> </w:t>
-      </w:r>
-      <w:proofErr w:type="spellStart"/>
-      <w:r>
-        <w:rPr>
-          <w:rFonts w:eastAsiaTheme="minorHAnsi"/>
-          <w:sz w:val="28"/>
-          <w:szCs w:val="28"/>
-          <w:lang w:val="uk-UA"/>
-        </w:rPr>
-        <w:t>кладе</w:t>
-      </w:r>
-      <w:proofErr w:type="spellEnd"/>
-      <w:r>
-        <w:rPr>
-          <w:rFonts w:eastAsiaTheme="minorHAnsi"/>
-          <w:sz w:val="28"/>
-          <w:szCs w:val="28"/>
-          <w:lang w:val="uk-UA"/>
-        </w:rPr>
-        <w:t xml:space="preserve"> </w:t>
-      </w:r>
-      <w:proofErr w:type="spellStart"/>
-      <w:r>
-        <w:rPr>
-          <w:rFonts w:eastAsiaTheme="minorHAnsi"/>
-          <w:sz w:val="28"/>
-          <w:szCs w:val="28"/>
-          <w:lang w:val="uk-UA"/>
-        </w:rPr>
-        <w:t>команду</w:t>
-      </w:r>
-      <w:proofErr w:type="spellEnd"/>
-      <w:r>
-        <w:rPr>
-          <w:rFonts w:eastAsiaTheme="minorHAnsi"/>
-          <w:sz w:val="28"/>
-          <w:szCs w:val="28"/>
-          <w:lang w:val="uk-UA"/>
-        </w:rPr>
-        <w:t xml:space="preserve"> у </w:t>
-      </w:r>
-      <w:proofErr w:type="spellStart"/>
-      <w:r>
-        <w:rPr>
-          <w:rFonts w:eastAsiaTheme="minorHAnsi"/>
-          <w:sz w:val="28"/>
-          <w:szCs w:val="28"/>
-          <w:lang w:val="uk-UA"/>
-        </w:rPr>
-        <w:t>чергу</w:t>
-      </w:r>
-      <w:proofErr w:type="spellEnd"/>
-      <w:r>
-        <w:rPr>
-          <w:rFonts w:eastAsiaTheme="minorHAnsi"/>
-          <w:sz w:val="28"/>
-          <w:szCs w:val="28"/>
-          <w:lang w:val="uk-UA"/>
-        </w:rPr>
-        <w:t xml:space="preserve"> </w:t>
-      </w:r>
-      <w:proofErr w:type="spellStart"/>
-      <w:r>
-        <w:rPr>
-          <w:rFonts w:eastAsiaTheme="minorHAnsi"/>
-          <w:sz w:val="28"/>
-          <w:szCs w:val="28"/>
-          <w:lang w:val="uk-UA"/>
-        </w:rPr>
-        <w:t>команд</w:t>
-      </w:r>
-      <w:proofErr w:type="spellEnd"/>
-      <w:r>
-        <w:rPr>
-          <w:rFonts w:eastAsiaTheme="minorHAnsi"/>
-          <w:sz w:val="28"/>
-          <w:szCs w:val="28"/>
-          <w:lang w:val="uk-UA"/>
-        </w:rPr>
-        <w:t xml:space="preserve">. </w:t>
+        <w:t xml:space="preserve">, формує намір та кладе команду у чергу команд. </w:t>
       </w:r>
     </w:p>
     <w:p>
@@ -2098,7 +1806,7 @@
                   <pic:spPr>
                     <a:xfrm>
                       <a:off x="0" y="0"/>
-                      <a:ext cx="6152515" cy="874395"/>
+                      <a:ext cx="6078931" cy="863937"/>
                     </a:xfrm>
                     <a:prstGeom prst="rect">
                       <a:avLst/>
@@ -2173,15 +1881,14 @@
           <w:lang w:val="uk-UA"/>
         </w:rPr>
       </w:pPr>
-      <w:bookmarkStart w:id="0" w:name="_GoBack"/>
-      <w:bookmarkEnd w:id="0"/>
-      <w:r>
-        <w:rPr>
-          <w:rFonts w:eastAsiaTheme="minorHAnsi"/>
-          <w:sz w:val="28"/>
-          <w:szCs w:val="28"/>
-          <w:lang w:val="uk-UA"/>
-        </w:rPr>
+      <w:r>
+        <w:rPr>
+          <w:rFonts w:eastAsiaTheme="minorHAnsi"/>
+          <w:sz w:val="28"/>
+          <w:szCs w:val="28"/>
+          <w:lang w:val="uk-UA"/>
+        </w:rPr>
+        <w:lastRenderedPageBreak/>
         <w:t xml:space="preserve">Обчислення у ярусі </w:t>
       </w:r>
       <w:r>
@@ -3411,7 +3118,6 @@
   <w:style w:type="character" w:default="1" w:styleId="a0">
     <w:name w:val="Default Paragraph Font"/>
     <w:uiPriority w:val="1"/>
-    <w:semiHidden/>
     <w:unhideWhenUsed/>
   </w:style>
   <w:style w:type="table" w:default="1" w:styleId="a1">
